--- a/Vzorcna_specifikacija_spletnega_projekta-SKUPINA1.docx
+++ b/Vzorcna_specifikacija_spletnega_projekta-SKUPINA1.docx
@@ -40,11 +40,6 @@
       <w:proofErr w:type="spellEnd"/>
     </w:p>
     <w:p>
-      <w:pPr>
-        <w:rPr>
-          <w:rFonts w:hint="eastAsia"/>
-        </w:rPr>
-      </w:pPr>
       <w:r>
         <w:t>Primer za skupinski projekt dijakov (HTML, CSS, JavaScript, PHP, MySQL). Dokument opisuje, kaj bo aplikacija omogočala, ne pa še podrobne izvedbe.</w:t>
       </w:r>
@@ -71,11 +66,6 @@
             <w:tcW w:w="4320" w:type="dxa"/>
           </w:tcPr>
           <w:p>
-            <w:pPr>
-              <w:rPr>
-                <w:rFonts w:hint="eastAsia"/>
-              </w:rPr>
-            </w:pPr>
             <w:r>
               <w:t>Podatek</w:t>
             </w:r>
@@ -88,9 +78,6 @@
           <w:p>
             <w:pPr>
               <w:cnfStyle w:val="100000000000" w:firstRow="1" w:lastRow="0" w:firstColumn="0" w:lastColumn="0" w:oddVBand="0" w:evenVBand="0" w:oddHBand="0" w:evenHBand="0" w:firstRowFirstColumn="0" w:firstRowLastColumn="0" w:lastRowFirstColumn="0" w:lastRowLastColumn="0"/>
-              <w:rPr>
-                <w:rFonts w:hint="eastAsia"/>
-              </w:rPr>
             </w:pPr>
             <w:r>
               <w:t>Vrednost</w:t>
@@ -109,11 +96,6 @@
             <w:tcW w:w="4320" w:type="dxa"/>
           </w:tcPr>
           <w:p>
-            <w:pPr>
-              <w:rPr>
-                <w:rFonts w:hint="eastAsia"/>
-              </w:rPr>
-            </w:pPr>
             <w:r>
               <w:t>Naziv projekta</w:t>
             </w:r>
@@ -126,9 +108,6 @@
           <w:p>
             <w:pPr>
               <w:cnfStyle w:val="000000100000" w:firstRow="0" w:lastRow="0" w:firstColumn="0" w:lastColumn="0" w:oddVBand="0" w:evenVBand="0" w:oddHBand="1" w:evenHBand="0" w:firstRowFirstColumn="0" w:firstRowLastColumn="0" w:lastRowFirstColumn="0" w:lastRowLastColumn="0"/>
-              <w:rPr>
-                <w:rFonts w:hint="eastAsia"/>
-              </w:rPr>
             </w:pPr>
             <w:proofErr w:type="spellStart"/>
             <w:r>
@@ -156,11 +135,6 @@
             <w:tcW w:w="4320" w:type="dxa"/>
           </w:tcPr>
           <w:p>
-            <w:pPr>
-              <w:rPr>
-                <w:rFonts w:hint="eastAsia"/>
-              </w:rPr>
-            </w:pPr>
             <w:r>
               <w:t>Skupina / člani</w:t>
             </w:r>
@@ -173,9 +147,6 @@
           <w:p>
             <w:pPr>
               <w:cnfStyle w:val="000000000000" w:firstRow="0" w:lastRow="0" w:firstColumn="0" w:lastColumn="0" w:oddVBand="0" w:evenVBand="0" w:oddHBand="0" w:evenHBand="0" w:firstRowFirstColumn="0" w:firstRowLastColumn="0" w:lastRowFirstColumn="0" w:lastRowLastColumn="0"/>
-              <w:rPr>
-                <w:rFonts w:hint="eastAsia"/>
-              </w:rPr>
             </w:pPr>
             <w:proofErr w:type="spellStart"/>
             <w:r>
@@ -226,11 +197,6 @@
             <w:tcW w:w="4320" w:type="dxa"/>
           </w:tcPr>
           <w:p>
-            <w:pPr>
-              <w:rPr>
-                <w:rFonts w:hint="eastAsia"/>
-              </w:rPr>
-            </w:pPr>
             <w:r>
               <w:t>Verzija / datum</w:t>
             </w:r>
@@ -243,9 +209,6 @@
           <w:p>
             <w:pPr>
               <w:cnfStyle w:val="000000100000" w:firstRow="0" w:lastRow="0" w:firstColumn="0" w:lastColumn="0" w:oddVBand="0" w:evenVBand="0" w:oddHBand="1" w:evenHBand="0" w:firstRowFirstColumn="0" w:firstRowLastColumn="0" w:lastRowFirstColumn="0" w:lastRowLastColumn="0"/>
-              <w:rPr>
-                <w:rFonts w:hint="eastAsia"/>
-              </w:rPr>
             </w:pPr>
             <w:r>
               <w:t>1.0 / 1</w:t>
@@ -269,11 +232,6 @@
             <w:tcW w:w="4320" w:type="dxa"/>
           </w:tcPr>
           <w:p>
-            <w:pPr>
-              <w:rPr>
-                <w:rFonts w:hint="eastAsia"/>
-              </w:rPr>
-            </w:pPr>
             <w:r>
               <w:t>Status</w:t>
             </w:r>
@@ -286,9 +244,6 @@
           <w:p>
             <w:pPr>
               <w:cnfStyle w:val="000000000000" w:firstRow="0" w:lastRow="0" w:firstColumn="0" w:lastColumn="0" w:oddVBand="0" w:evenVBand="0" w:oddHBand="0" w:evenHBand="0" w:firstRowFirstColumn="0" w:firstRowLastColumn="0" w:lastRowFirstColumn="0" w:lastRowLastColumn="0"/>
-              <w:rPr>
-                <w:rFonts w:hint="eastAsia"/>
-              </w:rPr>
             </w:pPr>
             <w:r>
               <w:t>Osnutek za pregled profesorjev</w:t>
@@ -297,13 +252,7 @@
         </w:tc>
       </w:tr>
     </w:tbl>
-    <w:p>
-      <w:pPr>
-        <w:rPr>
-          <w:rFonts w:hint="eastAsia"/>
-        </w:rPr>
-      </w:pPr>
-    </w:p>
+    <w:p/>
     <w:p>
       <w:pPr>
         <w:pStyle w:val="Naslov1"/>
@@ -810,11 +759,6 @@
             <w:tcW w:w="4340" w:type="dxa"/>
           </w:tcPr>
           <w:p>
-            <w:pPr>
-              <w:rPr>
-                <w:rFonts w:hint="eastAsia"/>
-              </w:rPr>
-            </w:pPr>
             <w:r>
               <w:t>Ciljna skupina</w:t>
             </w:r>
@@ -827,9 +771,6 @@
           <w:p>
             <w:pPr>
               <w:cnfStyle w:val="100000000000" w:firstRow="1" w:lastRow="0" w:firstColumn="0" w:lastColumn="0" w:oddVBand="0" w:evenVBand="0" w:oddHBand="0" w:evenHBand="0" w:firstRowFirstColumn="0" w:firstRowLastColumn="0" w:lastRowFirstColumn="0" w:lastRowLastColumn="0"/>
-              <w:rPr>
-                <w:rFonts w:hint="eastAsia"/>
-              </w:rPr>
             </w:pPr>
             <w:r>
               <w:t>Potrebe</w:t>
@@ -849,11 +790,6 @@
             <w:tcW w:w="4340" w:type="dxa"/>
           </w:tcPr>
           <w:p>
-            <w:pPr>
-              <w:rPr>
-                <w:rFonts w:hint="eastAsia"/>
-              </w:rPr>
-            </w:pPr>
             <w:r>
               <w:t xml:space="preserve">SERŠ </w:t>
             </w:r>
@@ -879,9 +815,6 @@
           <w:p>
             <w:pPr>
               <w:cnfStyle w:val="000000100000" w:firstRow="0" w:lastRow="0" w:firstColumn="0" w:lastColumn="0" w:oddVBand="0" w:evenVBand="0" w:oddHBand="1" w:evenHBand="0" w:firstRowFirstColumn="0" w:firstRowLastColumn="0" w:lastRowFirstColumn="0" w:lastRowLastColumn="0"/>
-              <w:rPr>
-                <w:rFonts w:hint="eastAsia"/>
-              </w:rPr>
             </w:pPr>
             <w:proofErr w:type="spellStart"/>
             <w:r>
@@ -919,13 +852,7 @@
         </w:tc>
       </w:tr>
     </w:tbl>
-    <w:p>
-      <w:pPr>
-        <w:rPr>
-          <w:rFonts w:hint="eastAsia"/>
-        </w:rPr>
-      </w:pPr>
-    </w:p>
+    <w:p/>
     <w:p>
       <w:pPr>
         <w:pStyle w:val="Naslov1"/>
@@ -935,11 +862,6 @@
       </w:r>
     </w:p>
     <w:p>
-      <w:pPr>
-        <w:rPr>
-          <w:rFonts w:hint="eastAsia"/>
-        </w:rPr>
-      </w:pPr>
       <w:r>
         <w:t>Vsaka zahteva ima enolično oznako. Obvezne zahteve sestavljajo prvo delujočo različico (MVP).</w:t>
       </w:r>
@@ -967,11 +889,6 @@
             <w:tcW w:w="2880" w:type="dxa"/>
           </w:tcPr>
           <w:p>
-            <w:pPr>
-              <w:rPr>
-                <w:rFonts w:hint="eastAsia"/>
-              </w:rPr>
-            </w:pPr>
             <w:r>
               <w:t>ID</w:t>
             </w:r>
@@ -984,9 +901,6 @@
           <w:p>
             <w:pPr>
               <w:cnfStyle w:val="100000000000" w:firstRow="1" w:lastRow="0" w:firstColumn="0" w:lastColumn="0" w:oddVBand="0" w:evenVBand="0" w:oddHBand="0" w:evenHBand="0" w:firstRowFirstColumn="0" w:firstRowLastColumn="0" w:lastRowFirstColumn="0" w:lastRowLastColumn="0"/>
-              <w:rPr>
-                <w:rFonts w:hint="eastAsia"/>
-              </w:rPr>
             </w:pPr>
             <w:r>
               <w:t>Funkcionalna zahteva</w:t>
@@ -1000,9 +914,6 @@
           <w:p>
             <w:pPr>
               <w:cnfStyle w:val="100000000000" w:firstRow="1" w:lastRow="0" w:firstColumn="0" w:lastColumn="0" w:oddVBand="0" w:evenVBand="0" w:oddHBand="0" w:evenHBand="0" w:firstRowFirstColumn="0" w:firstRowLastColumn="0" w:lastRowFirstColumn="0" w:lastRowLastColumn="0"/>
-              <w:rPr>
-                <w:rFonts w:hint="eastAsia"/>
-              </w:rPr>
             </w:pPr>
             <w:r>
               <w:t>Prioriteta</w:t>
@@ -1021,11 +932,6 @@
             <w:tcW w:w="2880" w:type="dxa"/>
           </w:tcPr>
           <w:p>
-            <w:pPr>
-              <w:rPr>
-                <w:rFonts w:hint="eastAsia"/>
-              </w:rPr>
-            </w:pPr>
             <w:r>
               <w:t>F01</w:t>
             </w:r>
@@ -1038,9 +944,6 @@
           <w:p>
             <w:pPr>
               <w:cnfStyle w:val="000000100000" w:firstRow="0" w:lastRow="0" w:firstColumn="0" w:lastColumn="0" w:oddVBand="0" w:evenVBand="0" w:oddHBand="1" w:evenHBand="0" w:firstRowFirstColumn="0" w:firstRowLastColumn="0" w:lastRowFirstColumn="0" w:lastRowLastColumn="0"/>
-              <w:rPr>
-                <w:rFonts w:hint="eastAsia"/>
-              </w:rPr>
             </w:pPr>
             <w:proofErr w:type="spellStart"/>
             <w:r>
@@ -1048,10 +951,7 @@
             </w:r>
             <w:proofErr w:type="spellEnd"/>
             <w:r>
-              <w:t xml:space="preserve"> </w:t>
-            </w:r>
-            <w:r>
-              <w:t xml:space="preserve">se </w:t>
+              <w:t xml:space="preserve"> se </w:t>
             </w:r>
             <w:proofErr w:type="spellStart"/>
             <w:r>
@@ -1059,10 +959,7 @@
             </w:r>
             <w:proofErr w:type="spellEnd"/>
             <w:r>
-              <w:t xml:space="preserve"> </w:t>
-            </w:r>
-            <w:r>
-              <w:t xml:space="preserve">s </w:t>
+              <w:t xml:space="preserve"> s </w:t>
             </w:r>
             <w:proofErr w:type="spellStart"/>
             <w:r>
@@ -1070,10 +967,7 @@
             </w:r>
             <w:proofErr w:type="spellEnd"/>
             <w:r>
-              <w:t xml:space="preserve"> </w:t>
-            </w:r>
-            <w:r>
-              <w:t>e-</w:t>
+              <w:t xml:space="preserve"> e-</w:t>
             </w:r>
             <w:proofErr w:type="spellStart"/>
             <w:r>
@@ -1100,9 +994,6 @@
           <w:p>
             <w:pPr>
               <w:cnfStyle w:val="000000100000" w:firstRow="0" w:lastRow="0" w:firstColumn="0" w:lastColumn="0" w:oddVBand="0" w:evenVBand="0" w:oddHBand="1" w:evenHBand="0" w:firstRowFirstColumn="0" w:firstRowLastColumn="0" w:lastRowFirstColumn="0" w:lastRowLastColumn="0"/>
-              <w:rPr>
-                <w:rFonts w:hint="eastAsia"/>
-              </w:rPr>
             </w:pPr>
             <w:r>
               <w:t>Obvezno</w:t>
@@ -1120,11 +1011,6 @@
             <w:tcW w:w="2880" w:type="dxa"/>
           </w:tcPr>
           <w:p>
-            <w:pPr>
-              <w:rPr>
-                <w:rFonts w:hint="eastAsia"/>
-              </w:rPr>
-            </w:pPr>
             <w:r>
               <w:t>F02</w:t>
             </w:r>
@@ -1137,9 +1023,6 @@
           <w:p>
             <w:pPr>
               <w:cnfStyle w:val="000000000000" w:firstRow="0" w:lastRow="0" w:firstColumn="0" w:lastColumn="0" w:oddVBand="0" w:evenVBand="0" w:oddHBand="0" w:evenHBand="0" w:firstRowFirstColumn="0" w:firstRowLastColumn="0" w:lastRowFirstColumn="0" w:lastRowLastColumn="0"/>
-              <w:rPr>
-                <w:rFonts w:hint="eastAsia"/>
-              </w:rPr>
             </w:pPr>
             <w:proofErr w:type="spellStart"/>
             <w:r>
@@ -1174,9 +1057,6 @@
           <w:p>
             <w:pPr>
               <w:cnfStyle w:val="000000000000" w:firstRow="0" w:lastRow="0" w:firstColumn="0" w:lastColumn="0" w:oddVBand="0" w:evenVBand="0" w:oddHBand="0" w:evenHBand="0" w:firstRowFirstColumn="0" w:firstRowLastColumn="0" w:lastRowFirstColumn="0" w:lastRowLastColumn="0"/>
-              <w:rPr>
-                <w:rFonts w:hint="eastAsia"/>
-              </w:rPr>
             </w:pPr>
             <w:r>
               <w:t>Obvezno</w:t>
@@ -1195,11 +1075,6 @@
             <w:tcW w:w="2880" w:type="dxa"/>
           </w:tcPr>
           <w:p>
-            <w:pPr>
-              <w:rPr>
-                <w:rFonts w:hint="eastAsia"/>
-              </w:rPr>
-            </w:pPr>
             <w:r>
               <w:t>F03</w:t>
             </w:r>
@@ -1212,12 +1087,14 @@
           <w:p>
             <w:pPr>
               <w:cnfStyle w:val="000000100000" w:firstRow="0" w:lastRow="0" w:firstColumn="0" w:lastColumn="0" w:oddVBand="0" w:evenVBand="0" w:oddHBand="1" w:evenHBand="0" w:firstRowFirstColumn="0" w:firstRowLastColumn="0" w:lastRowFirstColumn="0" w:lastRowLastColumn="0"/>
-              <w:rPr>
-                <w:rFonts w:hint="eastAsia"/>
-              </w:rPr>
             </w:pPr>
-            <w:r>
-              <w:t xml:space="preserve">Uporabnik </w:t>
+            <w:proofErr w:type="spellStart"/>
+            <w:r>
+              <w:t>Uporabnik</w:t>
+            </w:r>
+            <w:proofErr w:type="spellEnd"/>
+            <w:r>
+              <w:t xml:space="preserve"> </w:t>
             </w:r>
             <w:proofErr w:type="spellStart"/>
             <w:r>
@@ -1260,9 +1137,6 @@
           <w:p>
             <w:pPr>
               <w:cnfStyle w:val="000000100000" w:firstRow="0" w:lastRow="0" w:firstColumn="0" w:lastColumn="0" w:oddVBand="0" w:evenVBand="0" w:oddHBand="1" w:evenHBand="0" w:firstRowFirstColumn="0" w:firstRowLastColumn="0" w:lastRowFirstColumn="0" w:lastRowLastColumn="0"/>
-              <w:rPr>
-                <w:rFonts w:hint="eastAsia"/>
-              </w:rPr>
             </w:pPr>
             <w:r>
               <w:t>Obvezno</w:t>
@@ -1280,11 +1154,6 @@
             <w:tcW w:w="2880" w:type="dxa"/>
           </w:tcPr>
           <w:p>
-            <w:pPr>
-              <w:rPr>
-                <w:rFonts w:hint="eastAsia"/>
-              </w:rPr>
-            </w:pPr>
             <w:r>
               <w:t>F04</w:t>
             </w:r>
@@ -1297,9 +1166,6 @@
           <w:p>
             <w:pPr>
               <w:cnfStyle w:val="000000000000" w:firstRow="0" w:lastRow="0" w:firstColumn="0" w:lastColumn="0" w:oddVBand="0" w:evenVBand="0" w:oddHBand="0" w:evenHBand="0" w:firstRowFirstColumn="0" w:firstRowLastColumn="0" w:lastRowFirstColumn="0" w:lastRowLastColumn="0"/>
-              <w:rPr>
-                <w:rFonts w:hint="eastAsia"/>
-              </w:rPr>
             </w:pPr>
             <w:proofErr w:type="spellStart"/>
             <w:r>
@@ -1348,9 +1214,6 @@
           <w:p>
             <w:pPr>
               <w:cnfStyle w:val="000000000000" w:firstRow="0" w:lastRow="0" w:firstColumn="0" w:lastColumn="0" w:oddVBand="0" w:evenVBand="0" w:oddHBand="0" w:evenHBand="0" w:firstRowFirstColumn="0" w:firstRowLastColumn="0" w:lastRowFirstColumn="0" w:lastRowLastColumn="0"/>
-              <w:rPr>
-                <w:rFonts w:hint="eastAsia"/>
-              </w:rPr>
             </w:pPr>
             <w:r>
               <w:t>Obvezno</w:t>
@@ -1369,11 +1232,6 @@
             <w:tcW w:w="2880" w:type="dxa"/>
           </w:tcPr>
           <w:p>
-            <w:pPr>
-              <w:rPr>
-                <w:rFonts w:hint="eastAsia"/>
-              </w:rPr>
-            </w:pPr>
             <w:r>
               <w:t>F05</w:t>
             </w:r>
@@ -1386,9 +1244,6 @@
           <w:p>
             <w:pPr>
               <w:cnfStyle w:val="000000100000" w:firstRow="0" w:lastRow="0" w:firstColumn="0" w:lastColumn="0" w:oddVBand="0" w:evenVBand="0" w:oddHBand="1" w:evenHBand="0" w:firstRowFirstColumn="0" w:firstRowLastColumn="0" w:lastRowFirstColumn="0" w:lastRowLastColumn="0"/>
-              <w:rPr>
-                <w:rFonts w:hint="eastAsia"/>
-              </w:rPr>
             </w:pPr>
             <w:proofErr w:type="spellStart"/>
             <w:r>
@@ -1415,9 +1270,6 @@
           <w:p>
             <w:pPr>
               <w:cnfStyle w:val="000000100000" w:firstRow="0" w:lastRow="0" w:firstColumn="0" w:lastColumn="0" w:oddVBand="0" w:evenVBand="0" w:oddHBand="1" w:evenHBand="0" w:firstRowFirstColumn="0" w:firstRowLastColumn="0" w:lastRowFirstColumn="0" w:lastRowLastColumn="0"/>
-              <w:rPr>
-                <w:rFonts w:hint="eastAsia"/>
-              </w:rPr>
             </w:pPr>
             <w:r>
               <w:t>Obvezno</w:t>
@@ -1435,11 +1287,6 @@
             <w:tcW w:w="2880" w:type="dxa"/>
           </w:tcPr>
           <w:p>
-            <w:pPr>
-              <w:rPr>
-                <w:rFonts w:hint="eastAsia"/>
-              </w:rPr>
-            </w:pPr>
             <w:r>
               <w:t>F06</w:t>
             </w:r>
@@ -1452,9 +1299,6 @@
           <w:p>
             <w:pPr>
               <w:cnfStyle w:val="000000000000" w:firstRow="0" w:lastRow="0" w:firstColumn="0" w:lastColumn="0" w:oddVBand="0" w:evenVBand="0" w:oddHBand="0" w:evenHBand="0" w:firstRowFirstColumn="0" w:firstRowLastColumn="0" w:lastRowFirstColumn="0" w:lastRowLastColumn="0"/>
-              <w:rPr>
-                <w:rFonts w:hint="eastAsia"/>
-              </w:rPr>
             </w:pPr>
             <w:proofErr w:type="spellStart"/>
             <w:r>
@@ -1497,9 +1341,6 @@
           <w:p>
             <w:pPr>
               <w:cnfStyle w:val="000000000000" w:firstRow="0" w:lastRow="0" w:firstColumn="0" w:lastColumn="0" w:oddVBand="0" w:evenVBand="0" w:oddHBand="0" w:evenHBand="0" w:firstRowFirstColumn="0" w:firstRowLastColumn="0" w:lastRowFirstColumn="0" w:lastRowLastColumn="0"/>
-              <w:rPr>
-                <w:rFonts w:hint="eastAsia"/>
-              </w:rPr>
             </w:pPr>
             <w:r>
               <w:t>Obvezno</w:t>
@@ -1518,11 +1359,6 @@
             <w:tcW w:w="2880" w:type="dxa"/>
           </w:tcPr>
           <w:p>
-            <w:pPr>
-              <w:rPr>
-                <w:rFonts w:hint="eastAsia"/>
-              </w:rPr>
-            </w:pPr>
             <w:r>
               <w:t>F07</w:t>
             </w:r>
@@ -1535,9 +1371,6 @@
           <w:p>
             <w:pPr>
               <w:cnfStyle w:val="000000100000" w:firstRow="0" w:lastRow="0" w:firstColumn="0" w:lastColumn="0" w:oddVBand="0" w:evenVBand="0" w:oddHBand="1" w:evenHBand="0" w:firstRowFirstColumn="0" w:firstRowLastColumn="0" w:lastRowFirstColumn="0" w:lastRowLastColumn="0"/>
-              <w:rPr>
-                <w:rFonts w:hint="eastAsia"/>
-              </w:rPr>
             </w:pPr>
             <w:proofErr w:type="spellStart"/>
             <w:r>
@@ -1580,13 +1413,22 @@
           <w:p>
             <w:pPr>
               <w:cnfStyle w:val="000000100000" w:firstRow="0" w:lastRow="0" w:firstColumn="0" w:lastColumn="0" w:oddVBand="0" w:evenVBand="0" w:oddHBand="1" w:evenHBand="0" w:firstRowFirstColumn="0" w:firstRowLastColumn="0" w:lastRowFirstColumn="0" w:lastRowLastColumn="0"/>
-              <w:rPr>
-                <w:rFonts w:hint="eastAsia"/>
-              </w:rPr>
             </w:pPr>
+            <w:proofErr w:type="spellStart"/>
             <w:r>
               <w:t>Obvezno</w:t>
             </w:r>
+            <w:proofErr w:type="spellEnd"/>
+          </w:p>
+          <w:p>
+            <w:pPr>
+              <w:cnfStyle w:val="000000100000" w:firstRow="0" w:lastRow="0" w:firstColumn="0" w:lastColumn="0" w:oddVBand="0" w:evenVBand="0" w:oddHBand="1" w:evenHBand="0" w:firstRowFirstColumn="0" w:firstRowLastColumn="0" w:lastRowFirstColumn="0" w:lastRowLastColumn="0"/>
+            </w:pPr>
+          </w:p>
+          <w:p>
+            <w:pPr>
+              <w:cnfStyle w:val="000000100000" w:firstRow="0" w:lastRow="0" w:firstColumn="0" w:lastColumn="0" w:oddVBand="0" w:evenVBand="0" w:oddHBand="1" w:evenHBand="0" w:firstRowFirstColumn="0" w:firstRowLastColumn="0" w:lastRowFirstColumn="0" w:lastRowLastColumn="0"/>
+            </w:pPr>
           </w:p>
         </w:tc>
       </w:tr>
@@ -1600,12 +1442,8 @@
             <w:tcW w:w="2880" w:type="dxa"/>
           </w:tcPr>
           <w:p>
-            <w:pPr>
-              <w:rPr>
-                <w:rFonts w:hint="eastAsia"/>
-              </w:rPr>
-            </w:pPr>
-            <w:r>
+            <w:r>
+              <w:lastRenderedPageBreak/>
               <w:t>F08</w:t>
             </w:r>
           </w:p>
@@ -1617,9 +1455,6 @@
           <w:p>
             <w:pPr>
               <w:cnfStyle w:val="000000000000" w:firstRow="0" w:lastRow="0" w:firstColumn="0" w:lastColumn="0" w:oddVBand="0" w:evenVBand="0" w:oddHBand="0" w:evenHBand="0" w:firstRowFirstColumn="0" w:firstRowLastColumn="0" w:lastRowFirstColumn="0" w:lastRowLastColumn="0"/>
-              <w:rPr>
-                <w:rFonts w:hint="eastAsia"/>
-              </w:rPr>
             </w:pPr>
             <w:proofErr w:type="spellStart"/>
             <w:r>
@@ -1686,9 +1521,6 @@
           <w:p>
             <w:pPr>
               <w:cnfStyle w:val="000000000000" w:firstRow="0" w:lastRow="0" w:firstColumn="0" w:lastColumn="0" w:oddVBand="0" w:evenVBand="0" w:oddHBand="0" w:evenHBand="0" w:firstRowFirstColumn="0" w:firstRowLastColumn="0" w:lastRowFirstColumn="0" w:lastRowLastColumn="0"/>
-              <w:rPr>
-                <w:rFonts w:hint="eastAsia"/>
-              </w:rPr>
             </w:pPr>
             <w:proofErr w:type="spellStart"/>
             <w:r>
@@ -1718,13 +1550,7 @@
             <w:tcW w:w="2880" w:type="dxa"/>
           </w:tcPr>
           <w:p>
-            <w:pPr>
-              <w:rPr>
-                <w:rFonts w:hint="eastAsia"/>
-              </w:rPr>
-            </w:pPr>
-            <w:r>
-              <w:lastRenderedPageBreak/>
+            <w:r>
               <w:t>F09</w:t>
             </w:r>
           </w:p>
@@ -1736,12 +1562,14 @@
           <w:p>
             <w:pPr>
               <w:cnfStyle w:val="000000100000" w:firstRow="0" w:lastRow="0" w:firstColumn="0" w:lastColumn="0" w:oddVBand="0" w:evenVBand="0" w:oddHBand="1" w:evenHBand="0" w:firstRowFirstColumn="0" w:firstRowLastColumn="0" w:lastRowFirstColumn="0" w:lastRowLastColumn="0"/>
-              <w:rPr>
-                <w:rFonts w:hint="eastAsia"/>
-              </w:rPr>
             </w:pPr>
-            <w:r>
-              <w:t xml:space="preserve">Uporabnik </w:t>
+            <w:proofErr w:type="spellStart"/>
+            <w:r>
+              <w:t>Uporabnik</w:t>
+            </w:r>
+            <w:proofErr w:type="spellEnd"/>
+            <w:r>
+              <w:t xml:space="preserve"> </w:t>
             </w:r>
             <w:proofErr w:type="spellStart"/>
             <w:r>
@@ -1792,9 +1620,6 @@
           <w:p>
             <w:pPr>
               <w:cnfStyle w:val="000000100000" w:firstRow="0" w:lastRow="0" w:firstColumn="0" w:lastColumn="0" w:oddVBand="0" w:evenVBand="0" w:oddHBand="1" w:evenHBand="0" w:firstRowFirstColumn="0" w:firstRowLastColumn="0" w:lastRowFirstColumn="0" w:lastRowLastColumn="0"/>
-              <w:rPr>
-                <w:rFonts w:hint="eastAsia"/>
-              </w:rPr>
             </w:pPr>
             <w:r>
               <w:t>Obvezno</w:t>
@@ -1812,122 +1637,8 @@
             <w:tcW w:w="2880" w:type="dxa"/>
           </w:tcPr>
           <w:p>
-            <w:pPr>
-              <w:rPr>
-                <w:rFonts w:hint="eastAsia"/>
-              </w:rPr>
-            </w:pPr>
             <w:r>
               <w:t>F10</w:t>
-            </w:r>
-          </w:p>
-        </w:tc>
-        <w:tc>
-          <w:tcPr>
-            <w:tcW w:w="2880" w:type="dxa"/>
-          </w:tcPr>
-          <w:p>
-            <w:pPr>
-              <w:cnfStyle w:val="000000000000" w:firstRow="0" w:lastRow="0" w:firstColumn="0" w:lastColumn="0" w:oddVBand="0" w:evenVBand="0" w:oddHBand="0" w:evenHBand="0" w:firstRowFirstColumn="0" w:firstRowLastColumn="0" w:lastRowFirstColumn="0" w:lastRowLastColumn="0"/>
-              <w:rPr>
-                <w:rFonts w:hint="eastAsia"/>
-              </w:rPr>
-            </w:pPr>
-            <w:proofErr w:type="spellStart"/>
-            <w:r>
-              <w:t>Uporabnik</w:t>
-            </w:r>
-            <w:proofErr w:type="spellEnd"/>
-            <w:r>
-              <w:t xml:space="preserve"> </w:t>
-            </w:r>
-            <w:proofErr w:type="spellStart"/>
-            <w:r>
-              <w:t>lahko</w:t>
-            </w:r>
-            <w:proofErr w:type="spellEnd"/>
-            <w:r>
-              <w:t xml:space="preserve"> </w:t>
-            </w:r>
-            <w:proofErr w:type="spellStart"/>
-            <w:r>
-              <w:t>vidi</w:t>
-            </w:r>
-            <w:proofErr w:type="spellEnd"/>
-            <w:r>
-              <w:t xml:space="preserve"> Koliko </w:t>
-            </w:r>
-            <w:proofErr w:type="spellStart"/>
-            <w:r>
-              <w:t>denarja</w:t>
-            </w:r>
-            <w:proofErr w:type="spellEnd"/>
-            <w:r>
-              <w:t xml:space="preserve"> </w:t>
-            </w:r>
-            <w:proofErr w:type="spellStart"/>
-            <w:r>
-              <w:t>ima</w:t>
-            </w:r>
-            <w:proofErr w:type="spellEnd"/>
-            <w:r>
-              <w:t xml:space="preserve"> za malice in </w:t>
-            </w:r>
-            <w:proofErr w:type="spellStart"/>
-            <w:r>
-              <w:t>koliko</w:t>
-            </w:r>
-            <w:proofErr w:type="spellEnd"/>
-            <w:r>
-              <w:t xml:space="preserve"> ga je </w:t>
-            </w:r>
-            <w:proofErr w:type="spellStart"/>
-            <w:r>
-              <w:t>že</w:t>
-            </w:r>
-            <w:proofErr w:type="spellEnd"/>
-            <w:r>
-              <w:t xml:space="preserve"> </w:t>
-            </w:r>
-            <w:proofErr w:type="spellStart"/>
-            <w:r>
-              <w:t>porabil</w:t>
-            </w:r>
-            <w:proofErr w:type="spellEnd"/>
-            <w:r>
-              <w:t xml:space="preserve"> ter </w:t>
-            </w:r>
-            <w:proofErr w:type="spellStart"/>
-            <w:r>
-              <w:t>višino</w:t>
-            </w:r>
-            <w:proofErr w:type="spellEnd"/>
-            <w:r>
-              <w:t xml:space="preserve"> </w:t>
-            </w:r>
-            <w:proofErr w:type="spellStart"/>
-            <w:r>
-              <w:t>subvencije</w:t>
-            </w:r>
-            <w:proofErr w:type="spellEnd"/>
-            <w:r>
-              <w:t xml:space="preserve"> (</w:t>
-            </w:r>
-            <w:proofErr w:type="spellStart"/>
-            <w:r>
-              <w:t>če</w:t>
-            </w:r>
-            <w:proofErr w:type="spellEnd"/>
-            <w:r>
-              <w:t xml:space="preserve"> jo </w:t>
-            </w:r>
-            <w:proofErr w:type="spellStart"/>
-            <w:r>
-              <w:t>ima</w:t>
-            </w:r>
-            <w:proofErr w:type="spellEnd"/>
-            <w:r>
-              <w:t>)</w:t>
             </w:r>
           </w:p>
         </w:tc>
@@ -1941,6 +1652,112 @@
             </w:pPr>
             <w:proofErr w:type="spellStart"/>
             <w:r>
+              <w:t>Uporabnik</w:t>
+            </w:r>
+            <w:proofErr w:type="spellEnd"/>
+            <w:r>
+              <w:t xml:space="preserve"> </w:t>
+            </w:r>
+            <w:proofErr w:type="spellStart"/>
+            <w:r>
+              <w:t>lahko</w:t>
+            </w:r>
+            <w:proofErr w:type="spellEnd"/>
+            <w:r>
+              <w:t xml:space="preserve"> </w:t>
+            </w:r>
+            <w:proofErr w:type="spellStart"/>
+            <w:r>
+              <w:t>vidi</w:t>
+            </w:r>
+            <w:proofErr w:type="spellEnd"/>
+            <w:r>
+              <w:t xml:space="preserve"> Koliko </w:t>
+            </w:r>
+            <w:proofErr w:type="spellStart"/>
+            <w:r>
+              <w:t>denarja</w:t>
+            </w:r>
+            <w:proofErr w:type="spellEnd"/>
+            <w:r>
+              <w:t xml:space="preserve"> </w:t>
+            </w:r>
+            <w:proofErr w:type="spellStart"/>
+            <w:r>
+              <w:t>ima</w:t>
+            </w:r>
+            <w:proofErr w:type="spellEnd"/>
+            <w:r>
+              <w:t xml:space="preserve"> za malice in </w:t>
+            </w:r>
+            <w:proofErr w:type="spellStart"/>
+            <w:r>
+              <w:t>koliko</w:t>
+            </w:r>
+            <w:proofErr w:type="spellEnd"/>
+            <w:r>
+              <w:t xml:space="preserve"> ga je </w:t>
+            </w:r>
+            <w:proofErr w:type="spellStart"/>
+            <w:r>
+              <w:t>že</w:t>
+            </w:r>
+            <w:proofErr w:type="spellEnd"/>
+            <w:r>
+              <w:t xml:space="preserve"> </w:t>
+            </w:r>
+            <w:proofErr w:type="spellStart"/>
+            <w:r>
+              <w:t>porabil</w:t>
+            </w:r>
+            <w:proofErr w:type="spellEnd"/>
+            <w:r>
+              <w:t xml:space="preserve"> ter </w:t>
+            </w:r>
+            <w:proofErr w:type="spellStart"/>
+            <w:r>
+              <w:t>višino</w:t>
+            </w:r>
+            <w:proofErr w:type="spellEnd"/>
+            <w:r>
+              <w:t xml:space="preserve"> </w:t>
+            </w:r>
+            <w:proofErr w:type="spellStart"/>
+            <w:r>
+              <w:t>subvencije</w:t>
+            </w:r>
+            <w:proofErr w:type="spellEnd"/>
+            <w:r>
+              <w:t xml:space="preserve"> (</w:t>
+            </w:r>
+            <w:proofErr w:type="spellStart"/>
+            <w:r>
+              <w:t>če</w:t>
+            </w:r>
+            <w:proofErr w:type="spellEnd"/>
+            <w:r>
+              <w:t xml:space="preserve"> jo </w:t>
+            </w:r>
+            <w:proofErr w:type="spellStart"/>
+            <w:r>
+              <w:t>ima</w:t>
+            </w:r>
+            <w:proofErr w:type="spellEnd"/>
+            <w:r>
+              <w:t>)</w:t>
+            </w:r>
+          </w:p>
+        </w:tc>
+        <w:tc>
+          <w:tcPr>
+            <w:tcW w:w="2880" w:type="dxa"/>
+          </w:tcPr>
+          <w:p>
+            <w:pPr>
+              <w:cnfStyle w:val="000000000000" w:firstRow="0" w:lastRow="0" w:firstColumn="0" w:lastColumn="0" w:oddVBand="0" w:evenVBand="0" w:oddHBand="0" w:evenHBand="0" w:firstRowFirstColumn="0" w:firstRowLastColumn="0" w:lastRowFirstColumn="0" w:lastRowLastColumn="0"/>
+            </w:pPr>
+            <w:proofErr w:type="spellStart"/>
+            <w:r>
               <w:t>Obvezno</w:t>
             </w:r>
             <w:proofErr w:type="spellEnd"/>
@@ -1953,9 +1770,6 @@
           <w:p>
             <w:pPr>
               <w:cnfStyle w:val="000000000000" w:firstRow="0" w:lastRow="0" w:firstColumn="0" w:lastColumn="0" w:oddVBand="0" w:evenVBand="0" w:oddHBand="0" w:evenHBand="0" w:firstRowFirstColumn="0" w:firstRowLastColumn="0" w:lastRowFirstColumn="0" w:lastRowLastColumn="0"/>
-              <w:rPr>
-                <w:rFonts w:hint="eastAsia"/>
-              </w:rPr>
             </w:pPr>
           </w:p>
         </w:tc>
@@ -2073,11 +1887,6 @@
             <w:tcW w:w="4320" w:type="dxa"/>
           </w:tcPr>
           <w:p>
-            <w:pPr>
-              <w:rPr>
-                <w:rFonts w:hint="eastAsia"/>
-              </w:rPr>
-            </w:pPr>
             <w:r>
               <w:t>Vloga</w:t>
             </w:r>
@@ -2090,9 +1899,6 @@
           <w:p>
             <w:pPr>
               <w:cnfStyle w:val="100000000000" w:firstRow="1" w:lastRow="0" w:firstColumn="0" w:lastColumn="0" w:oddVBand="0" w:evenVBand="0" w:oddHBand="0" w:evenHBand="0" w:firstRowFirstColumn="0" w:firstRowLastColumn="0" w:lastRowFirstColumn="0" w:lastRowLastColumn="0"/>
-              <w:rPr>
-                <w:rFonts w:hint="eastAsia"/>
-              </w:rPr>
             </w:pPr>
             <w:r>
               <w:t>Dovoljenja / omejitve</w:t>
@@ -2111,11 +1917,6 @@
             <w:tcW w:w="4320" w:type="dxa"/>
           </w:tcPr>
           <w:p>
-            <w:pPr>
-              <w:rPr>
-                <w:rFonts w:hint="eastAsia"/>
-              </w:rPr>
-            </w:pPr>
             <w:proofErr w:type="spellStart"/>
             <w:r>
               <w:t>Registrirani</w:t>
@@ -2138,9 +1939,6 @@
           <w:p>
             <w:pPr>
               <w:cnfStyle w:val="000000100000" w:firstRow="0" w:lastRow="0" w:firstColumn="0" w:lastColumn="0" w:oddVBand="0" w:evenVBand="0" w:oddHBand="1" w:evenHBand="0" w:firstRowFirstColumn="0" w:firstRowLastColumn="0" w:lastRowFirstColumn="0" w:lastRowLastColumn="0"/>
-              <w:rPr>
-                <w:rFonts w:hint="eastAsia"/>
-              </w:rPr>
             </w:pPr>
             <w:proofErr w:type="spellStart"/>
             <w:r>
@@ -2163,11 +1961,6 @@
             <w:tcW w:w="4320" w:type="dxa"/>
           </w:tcPr>
           <w:p>
-            <w:pPr>
-              <w:rPr>
-                <w:rFonts w:hint="eastAsia"/>
-              </w:rPr>
-            </w:pPr>
             <w:r>
               <w:t>Administrator</w:t>
             </w:r>
@@ -2180,9 +1973,6 @@
           <w:p>
             <w:pPr>
               <w:cnfStyle w:val="000000000000" w:firstRow="0" w:lastRow="0" w:firstColumn="0" w:lastColumn="0" w:oddVBand="0" w:evenVBand="0" w:oddHBand="0" w:evenHBand="0" w:firstRowFirstColumn="0" w:firstRowLastColumn="0" w:lastRowFirstColumn="0" w:lastRowLastColumn="0"/>
-              <w:rPr>
-                <w:rFonts w:hint="eastAsia"/>
-              </w:rPr>
             </w:pPr>
             <w:proofErr w:type="spellStart"/>
             <w:r>
@@ -2276,13 +2066,7 @@
         </w:tc>
       </w:tr>
     </w:tbl>
-    <w:p>
-      <w:pPr>
-        <w:rPr>
-          <w:rFonts w:hint="eastAsia"/>
-        </w:rPr>
-      </w:pPr>
-    </w:p>
+    <w:p/>
     <w:p>
       <w:pPr>
         <w:pStyle w:val="Naslov1"/>
@@ -2292,11 +2076,6 @@
       </w:r>
     </w:p>
     <w:p>
-      <w:pPr>
-        <w:rPr>
-          <w:rFonts w:hint="eastAsia"/>
-        </w:rPr>
-      </w:pPr>
       <w:r>
         <w:t>Predvidene entitete in podatki (natančne povezave in tipi bodo določeni v ER-diagramu):</w:t>
       </w:r>
@@ -2323,11 +2102,6 @@
             <w:tcW w:w="4320" w:type="dxa"/>
           </w:tcPr>
           <w:p>
-            <w:pPr>
-              <w:rPr>
-                <w:rFonts w:hint="eastAsia"/>
-              </w:rPr>
-            </w:pPr>
             <w:r>
               <w:t>Tabela</w:t>
             </w:r>
@@ -2340,12 +2114,120 @@
           <w:p>
             <w:pPr>
               <w:cnfStyle w:val="100000000000" w:firstRow="1" w:lastRow="0" w:firstColumn="0" w:lastColumn="0" w:oddVBand="0" w:evenVBand="0" w:oddHBand="0" w:evenHBand="0" w:firstRowFirstColumn="0" w:firstRowLastColumn="0" w:lastRowFirstColumn="0" w:lastRowLastColumn="0"/>
-              <w:rPr>
-                <w:rFonts w:hint="eastAsia"/>
-              </w:rPr>
             </w:pPr>
             <w:r>
               <w:t>Predvideni podatki</w:t>
+            </w:r>
+          </w:p>
+        </w:tc>
+      </w:tr>
+      <w:tr>
+        <w:trPr>
+          <w:cnfStyle w:val="000000100000" w:firstRow="0" w:lastRow="0" w:firstColumn="0" w:lastColumn="0" w:oddVBand="0" w:evenVBand="0" w:oddHBand="1" w:evenHBand="0" w:firstRowFirstColumn="0" w:firstRowLastColumn="0" w:lastRowFirstColumn="0" w:lastRowLastColumn="0"/>
+          <w:jc w:val="center"/>
+        </w:trPr>
+        <w:tc>
+          <w:tcPr>
+            <w:cnfStyle w:val="001000000000" w:firstRow="0" w:lastRow="0" w:firstColumn="1" w:lastColumn="0" w:oddVBand="0" w:evenVBand="0" w:oddHBand="0" w:evenHBand="0" w:firstRowFirstColumn="0" w:firstRowLastColumn="0" w:lastRowFirstColumn="0" w:lastRowLastColumn="0"/>
+            <w:tcW w:w="4320" w:type="dxa"/>
+          </w:tcPr>
+          <w:p>
+            <w:r>
+              <w:t>uporabniki</w:t>
+            </w:r>
+          </w:p>
+        </w:tc>
+        <w:tc>
+          <w:tcPr>
+            <w:tcW w:w="4320" w:type="dxa"/>
+          </w:tcPr>
+          <w:p>
+            <w:pPr>
+              <w:cnfStyle w:val="000000100000" w:firstRow="0" w:lastRow="0" w:firstColumn="0" w:lastColumn="0" w:oddVBand="0" w:evenVBand="0" w:oddHBand="1" w:evenHBand="0" w:firstRowFirstColumn="0" w:firstRowLastColumn="0" w:lastRowFirstColumn="0" w:lastRowLastColumn="0"/>
+            </w:pPr>
+            <w:proofErr w:type="spellStart"/>
+            <w:r>
+              <w:t>Id_uporabnika</w:t>
+            </w:r>
+            <w:proofErr w:type="spellEnd"/>
+            <w:r>
+              <w:t xml:space="preserve">, </w:t>
+            </w:r>
+            <w:proofErr w:type="spellStart"/>
+            <w:r>
+              <w:t>ime</w:t>
+            </w:r>
+            <w:proofErr w:type="spellEnd"/>
+            <w:r>
+              <w:t xml:space="preserve">, </w:t>
+            </w:r>
+            <w:proofErr w:type="spellStart"/>
+            <w:r>
+              <w:t>priimek</w:t>
+            </w:r>
+            <w:proofErr w:type="spellEnd"/>
+            <w:r>
+              <w:t xml:space="preserve">, </w:t>
+            </w:r>
+            <w:proofErr w:type="spellStart"/>
+            <w:r>
+              <w:t>razred</w:t>
+            </w:r>
+            <w:proofErr w:type="spellEnd"/>
+            <w:r>
+              <w:t xml:space="preserve">, e-mail, </w:t>
+            </w:r>
+            <w:proofErr w:type="spellStart"/>
+            <w:r>
+              <w:t>geslo</w:t>
+            </w:r>
+            <w:proofErr w:type="spellEnd"/>
+          </w:p>
+        </w:tc>
+      </w:tr>
+      <w:tr>
+        <w:trPr>
+          <w:jc w:val="center"/>
+        </w:trPr>
+        <w:tc>
+          <w:tcPr>
+            <w:cnfStyle w:val="001000000000" w:firstRow="0" w:lastRow="0" w:firstColumn="1" w:lastColumn="0" w:oddVBand="0" w:evenVBand="0" w:oddHBand="0" w:evenHBand="0" w:firstRowFirstColumn="0" w:firstRowLastColumn="0" w:lastRowFirstColumn="0" w:lastRowLastColumn="0"/>
+            <w:tcW w:w="4320" w:type="dxa"/>
+          </w:tcPr>
+          <w:p>
+            <w:proofErr w:type="spellStart"/>
+            <w:r>
+              <w:t>izbira</w:t>
+            </w:r>
+            <w:proofErr w:type="spellEnd"/>
+          </w:p>
+        </w:tc>
+        <w:tc>
+          <w:tcPr>
+            <w:tcW w:w="4320" w:type="dxa"/>
+          </w:tcPr>
+          <w:p>
+            <w:pPr>
+              <w:cnfStyle w:val="000000000000" w:firstRow="0" w:lastRow="0" w:firstColumn="0" w:lastColumn="0" w:oddVBand="0" w:evenVBand="0" w:oddHBand="0" w:evenHBand="0" w:firstRowFirstColumn="0" w:firstRowLastColumn="0" w:lastRowFirstColumn="0" w:lastRowLastColumn="0"/>
+            </w:pPr>
+            <w:r>
+              <w:t xml:space="preserve">Id, </w:t>
+            </w:r>
+            <w:proofErr w:type="spellStart"/>
+            <w:r>
+              <w:t>id_uporabnika</w:t>
+            </w:r>
+            <w:proofErr w:type="spellEnd"/>
+            <w:r>
+              <w:t xml:space="preserve">, </w:t>
+            </w:r>
+            <w:proofErr w:type="spellStart"/>
+            <w:r>
+              <w:t>id_malice</w:t>
+            </w:r>
+            <w:proofErr w:type="spellEnd"/>
+            <w:r>
+              <w:t xml:space="preserve">, </w:t>
             </w:r>
           </w:p>
         </w:tc>
@@ -2363,134 +2245,6 @@
           <w:p>
             <w:pPr>
               <w:rPr>
-                <w:rFonts w:hint="eastAsia"/>
-              </w:rPr>
-            </w:pPr>
-            <w:r>
-              <w:t>uporabniki</w:t>
-            </w:r>
-          </w:p>
-        </w:tc>
-        <w:tc>
-          <w:tcPr>
-            <w:tcW w:w="4320" w:type="dxa"/>
-          </w:tcPr>
-          <w:p>
-            <w:pPr>
-              <w:cnfStyle w:val="000000100000" w:firstRow="0" w:lastRow="0" w:firstColumn="0" w:lastColumn="0" w:oddVBand="0" w:evenVBand="0" w:oddHBand="1" w:evenHBand="0" w:firstRowFirstColumn="0" w:firstRowLastColumn="0" w:lastRowFirstColumn="0" w:lastRowLastColumn="0"/>
-              <w:rPr>
-                <w:rFonts w:hint="eastAsia"/>
-              </w:rPr>
-            </w:pPr>
-            <w:proofErr w:type="spellStart"/>
-            <w:r>
-              <w:t>Id_uporabnika</w:t>
-            </w:r>
-            <w:proofErr w:type="spellEnd"/>
-            <w:r>
-              <w:t xml:space="preserve">, </w:t>
-            </w:r>
-            <w:proofErr w:type="spellStart"/>
-            <w:r>
-              <w:t>ime</w:t>
-            </w:r>
-            <w:proofErr w:type="spellEnd"/>
-            <w:r>
-              <w:t xml:space="preserve">, </w:t>
-            </w:r>
-            <w:proofErr w:type="spellStart"/>
-            <w:r>
-              <w:t>priimek</w:t>
-            </w:r>
-            <w:proofErr w:type="spellEnd"/>
-            <w:r>
-              <w:t xml:space="preserve">, </w:t>
-            </w:r>
-            <w:proofErr w:type="spellStart"/>
-            <w:r>
-              <w:t>razred</w:t>
-            </w:r>
-            <w:proofErr w:type="spellEnd"/>
-            <w:r>
-              <w:t xml:space="preserve">, e-mail, </w:t>
-            </w:r>
-            <w:proofErr w:type="spellStart"/>
-            <w:r>
-              <w:t>geslo</w:t>
-            </w:r>
-            <w:proofErr w:type="spellEnd"/>
-          </w:p>
-        </w:tc>
-      </w:tr>
-      <w:tr>
-        <w:trPr>
-          <w:jc w:val="center"/>
-        </w:trPr>
-        <w:tc>
-          <w:tcPr>
-            <w:cnfStyle w:val="001000000000" w:firstRow="0" w:lastRow="0" w:firstColumn="1" w:lastColumn="0" w:oddVBand="0" w:evenVBand="0" w:oddHBand="0" w:evenHBand="0" w:firstRowFirstColumn="0" w:firstRowLastColumn="0" w:lastRowFirstColumn="0" w:lastRowLastColumn="0"/>
-            <w:tcW w:w="4320" w:type="dxa"/>
-          </w:tcPr>
-          <w:p>
-            <w:pPr>
-              <w:rPr>
-                <w:rFonts w:hint="eastAsia"/>
-              </w:rPr>
-            </w:pPr>
-            <w:proofErr w:type="spellStart"/>
-            <w:r>
-              <w:t>izbira</w:t>
-            </w:r>
-            <w:proofErr w:type="spellEnd"/>
-          </w:p>
-        </w:tc>
-        <w:tc>
-          <w:tcPr>
-            <w:tcW w:w="4320" w:type="dxa"/>
-          </w:tcPr>
-          <w:p>
-            <w:pPr>
-              <w:cnfStyle w:val="000000000000" w:firstRow="0" w:lastRow="0" w:firstColumn="0" w:lastColumn="0" w:oddVBand="0" w:evenVBand="0" w:oddHBand="0" w:evenHBand="0" w:firstRowFirstColumn="0" w:firstRowLastColumn="0" w:lastRowFirstColumn="0" w:lastRowLastColumn="0"/>
-              <w:rPr>
-                <w:rFonts w:hint="eastAsia"/>
-              </w:rPr>
-            </w:pPr>
-            <w:r>
-              <w:t xml:space="preserve">Id, </w:t>
-            </w:r>
-            <w:proofErr w:type="spellStart"/>
-            <w:r>
-              <w:t>id_uporabnika</w:t>
-            </w:r>
-            <w:proofErr w:type="spellEnd"/>
-            <w:r>
-              <w:t xml:space="preserve">, </w:t>
-            </w:r>
-            <w:proofErr w:type="spellStart"/>
-            <w:r>
-              <w:t>id_malice</w:t>
-            </w:r>
-            <w:proofErr w:type="spellEnd"/>
-            <w:r>
-              <w:t xml:space="preserve">, </w:t>
-            </w:r>
-          </w:p>
-        </w:tc>
-      </w:tr>
-      <w:tr>
-        <w:trPr>
-          <w:cnfStyle w:val="000000100000" w:firstRow="0" w:lastRow="0" w:firstColumn="0" w:lastColumn="0" w:oddVBand="0" w:evenVBand="0" w:oddHBand="1" w:evenHBand="0" w:firstRowFirstColumn="0" w:firstRowLastColumn="0" w:lastRowFirstColumn="0" w:lastRowLastColumn="0"/>
-          <w:jc w:val="center"/>
-        </w:trPr>
-        <w:tc>
-          <w:tcPr>
-            <w:cnfStyle w:val="001000000000" w:firstRow="0" w:lastRow="0" w:firstColumn="1" w:lastColumn="0" w:oddVBand="0" w:evenVBand="0" w:oddHBand="0" w:evenHBand="0" w:firstRowFirstColumn="0" w:firstRowLastColumn="0" w:lastRowFirstColumn="0" w:lastRowLastColumn="0"/>
-            <w:tcW w:w="4320" w:type="dxa"/>
-          </w:tcPr>
-          <w:p>
-            <w:pPr>
-              <w:rPr>
-                <w:rFonts w:hint="eastAsia"/>
                 <w:b w:val="0"/>
                 <w:bCs w:val="0"/>
               </w:rPr>
@@ -2513,19 +2267,10 @@
           <w:p>
             <w:pPr>
               <w:cnfStyle w:val="000000100000" w:firstRow="0" w:lastRow="0" w:firstColumn="0" w:lastColumn="0" w:oddVBand="0" w:evenVBand="0" w:oddHBand="1" w:evenHBand="0" w:firstRowFirstColumn="0" w:firstRowLastColumn="0" w:lastRowFirstColumn="0" w:lastRowLastColumn="0"/>
-              <w:rPr>
-                <w:rFonts w:hint="eastAsia"/>
-              </w:rPr>
             </w:pPr>
             <w:proofErr w:type="spellStart"/>
             <w:r>
-              <w:t>I</w:t>
-            </w:r>
-            <w:r>
-              <w:t>d</w:t>
-            </w:r>
-            <w:r>
-              <w:t>_predlog</w:t>
+              <w:t>Id_predlog</w:t>
             </w:r>
             <w:proofErr w:type="spellEnd"/>
             <w:r>
@@ -2540,19 +2285,8 @@
         </w:tc>
       </w:tr>
     </w:tbl>
+    <w:p/>
     <w:p>
-      <w:pPr>
-        <w:rPr>
-          <w:rFonts w:hint="eastAsia"/>
-        </w:rPr>
-      </w:pPr>
-    </w:p>
-    <w:p>
-      <w:pPr>
-        <w:rPr>
-          <w:rFonts w:hint="eastAsia"/>
-        </w:rPr>
-      </w:pPr>
       <w:proofErr w:type="spellStart"/>
       <w:r>
         <w:t>Povezave</w:t>
@@ -3085,6 +2819,17 @@
           <w:sz w:val="20"/>
           <w:szCs w:val="22"/>
         </w:rPr>
+        <w:t>.</w:t>
+      </w:r>
+      <w:r>
+        <w:rPr>
+          <w:rFonts w:ascii="Aptos" w:eastAsiaTheme="minorEastAsia" w:hAnsi="Aptos" w:cstheme="minorBidi"/>
+          <w:b w:val="0"/>
+          <w:bCs w:val="0"/>
+          <w:color w:val="auto"/>
+          <w:sz w:val="20"/>
+          <w:szCs w:val="22"/>
+        </w:rPr>
         <w:br/>
       </w:r>
     </w:p>
@@ -3571,13 +3316,24 @@
       </w:r>
     </w:p>
     <w:p>
-      <w:pPr>
-        <w:rPr>
-          <w:rFonts w:hint="eastAsia"/>
-        </w:rPr>
-      </w:pPr>
-      <w:r>
-        <w:t xml:space="preserve">Obvezno: F01–F09; najmanj dve uporabniški vlogi; povezava s podatkovno bazo; odziven uporabniški vmesnik; preverjanje vnosov in pravic; </w:t>
+      <w:r>
+        <w:t xml:space="preserve">Obvezno: F01–F09; najmanj dve uporabniški vlogi; povezava s podatkovno bazo; odziven uporabniški vmesnik; preverjanje </w:t>
+      </w:r>
+      <w:proofErr w:type="spellStart"/>
+      <w:r>
+        <w:t>vnosov</w:t>
+      </w:r>
+      <w:proofErr w:type="spellEnd"/>
+      <w:r>
+        <w:t xml:space="preserve"> in </w:t>
+      </w:r>
+      <w:proofErr w:type="spellStart"/>
+      <w:r>
+        <w:t>pravic</w:t>
+      </w:r>
+      <w:proofErr w:type="spellEnd"/>
+      <w:r>
+        <w:t xml:space="preserve">; </w:t>
       </w:r>
       <w:proofErr w:type="spellStart"/>
       <w:r>
@@ -3752,11 +3508,6 @@
       <w:proofErr w:type="spellEnd"/>
     </w:p>
     <w:p>
-      <w:pPr>
-        <w:rPr>
-          <w:rFonts w:hint="eastAsia"/>
-        </w:rPr>
-      </w:pPr>
       <w:proofErr w:type="spellStart"/>
       <w:r>
         <w:t>Spletno</w:t>
@@ -3899,11 +3650,6 @@
             <w:tcW w:w="4320" w:type="dxa"/>
           </w:tcPr>
           <w:p>
-            <w:pPr>
-              <w:rPr>
-                <w:rFonts w:hint="eastAsia"/>
-              </w:rPr>
-            </w:pPr>
             <w:r>
               <w:t>Pregledovalec</w:t>
             </w:r>
@@ -3916,9 +3662,6 @@
           <w:p>
             <w:pPr>
               <w:cnfStyle w:val="100000000000" w:firstRow="1" w:lastRow="0" w:firstColumn="0" w:lastColumn="0" w:oddVBand="0" w:evenVBand="0" w:oddHBand="0" w:evenHBand="0" w:firstRowFirstColumn="0" w:firstRowLastColumn="0" w:lastRowFirstColumn="0" w:lastRowLastColumn="0"/>
-              <w:rPr>
-                <w:rFonts w:hint="eastAsia"/>
-              </w:rPr>
             </w:pPr>
             <w:r>
               <w:t>Status / pripomba</w:t>
@@ -3937,11 +3680,6 @@
             <w:tcW w:w="4320" w:type="dxa"/>
           </w:tcPr>
           <w:p>
-            <w:pPr>
-              <w:rPr>
-                <w:rFonts w:hint="eastAsia"/>
-              </w:rPr>
-            </w:pPr>
             <w:r>
               <w:t>Profesor A – programiranje in podatkovna baza</w:t>
             </w:r>
@@ -3954,9 +3692,6 @@
           <w:p>
             <w:pPr>
               <w:cnfStyle w:val="000000100000" w:firstRow="0" w:lastRow="0" w:firstColumn="0" w:lastColumn="0" w:oddVBand="0" w:evenVBand="0" w:oddHBand="1" w:evenHBand="0" w:firstRowFirstColumn="0" w:firstRowLastColumn="0" w:lastRowFirstColumn="0" w:lastRowLastColumn="0"/>
-              <w:rPr>
-                <w:rFonts w:hint="eastAsia"/>
-              </w:rPr>
             </w:pPr>
             <w:r>
               <w:t>____________________________</w:t>
@@ -3974,11 +3709,6 @@
             <w:tcW w:w="4320" w:type="dxa"/>
           </w:tcPr>
           <w:p>
-            <w:pPr>
-              <w:rPr>
-                <w:rFonts w:hint="eastAsia"/>
-              </w:rPr>
-            </w:pPr>
             <w:r>
               <w:t>Profesor B – dizajn in UX</w:t>
             </w:r>
@@ -3991,9 +3721,6 @@
           <w:p>
             <w:pPr>
               <w:cnfStyle w:val="000000000000" w:firstRow="0" w:lastRow="0" w:firstColumn="0" w:lastColumn="0" w:oddVBand="0" w:evenVBand="0" w:oddHBand="0" w:evenHBand="0" w:firstRowFirstColumn="0" w:firstRowLastColumn="0" w:lastRowFirstColumn="0" w:lastRowLastColumn="0"/>
-              <w:rPr>
-                <w:rFonts w:hint="eastAsia"/>
-              </w:rPr>
             </w:pPr>
             <w:r>
               <w:t>____________________________</w:t>
@@ -4012,11 +3739,6 @@
             <w:tcW w:w="4320" w:type="dxa"/>
           </w:tcPr>
           <w:p>
-            <w:pPr>
-              <w:rPr>
-                <w:rFonts w:hint="eastAsia"/>
-              </w:rPr>
-            </w:pPr>
             <w:r>
               <w:t>Datum potrditve</w:t>
             </w:r>
@@ -4029,9 +3751,6 @@
           <w:p>
             <w:pPr>
               <w:cnfStyle w:val="000000100000" w:firstRow="0" w:lastRow="0" w:firstColumn="0" w:lastColumn="0" w:oddVBand="0" w:evenVBand="0" w:oddHBand="1" w:evenHBand="0" w:firstRowFirstColumn="0" w:firstRowLastColumn="0" w:lastRowFirstColumn="0" w:lastRowLastColumn="0"/>
-              <w:rPr>
-                <w:rFonts w:hint="eastAsia"/>
-              </w:rPr>
             </w:pPr>
             <w:r>
               <w:t>____________________________</w:t>
@@ -4040,13 +3759,7 @@
         </w:tc>
       </w:tr>
     </w:tbl>
-    <w:p>
-      <w:pPr>
-        <w:rPr>
-          <w:rFonts w:hint="eastAsia"/>
-        </w:rPr>
-      </w:pPr>
-    </w:p>
+    <w:p/>
     <w:sectPr>
       <w:footerReference w:type="default" r:id="rId8"/>
       <w:pgSz w:w="12240" w:h="15840"/>
@@ -4064,9 +3777,6 @@
     <w:p>
       <w:pPr>
         <w:spacing w:after="0" w:line="240" w:lineRule="auto"/>
-        <w:rPr>
-          <w:rFonts w:hint="eastAsia"/>
-        </w:rPr>
       </w:pPr>
       <w:r>
         <w:separator/>
@@ -4077,9 +3787,6 @@
     <w:p>
       <w:pPr>
         <w:spacing w:after="0" w:line="240" w:lineRule="auto"/>
-        <w:rPr>
-          <w:rFonts w:hint="eastAsia"/>
-        </w:rPr>
       </w:pPr>
       <w:r>
         <w:continuationSeparator/>
@@ -4095,9 +3802,6 @@
     <w:pPr>
       <w:pStyle w:val="Noga"/>
       <w:jc w:val="center"/>
-      <w:rPr>
-        <w:rFonts w:hint="eastAsia"/>
-      </w:rPr>
     </w:pPr>
     <w:proofErr w:type="spellStart"/>
     <w:r>
@@ -4146,9 +3850,6 @@
     <w:p>
       <w:pPr>
         <w:spacing w:after="0" w:line="240" w:lineRule="auto"/>
-        <w:rPr>
-          <w:rFonts w:hint="eastAsia"/>
-        </w:rPr>
       </w:pPr>
       <w:r>
         <w:separator/>
@@ -4159,9 +3860,6 @@
     <w:p>
       <w:pPr>
         <w:spacing w:after="0" w:line="240" w:lineRule="auto"/>
-        <w:rPr>
-          <w:rFonts w:hint="eastAsia"/>
-        </w:rPr>
       </w:pPr>
       <w:r>
         <w:continuationSeparator/>
